--- a/corpus/docx/level-033/template.docx
+++ b/corpus/docx/level-033/template.docx
@@ -15,7 +15,10 @@
         <w:t xml:space="preserve">{</w:t>
       </w:r>
       <w:r>
-        <w:t xml:space="preserve">{</w:t>
+        <w:t xml:space="preserve">d</w:t>
+      </w:r>
+      <w:r>
+        <w:t xml:space="preserve">.</w:t>
       </w:r>
       <w:r>
         <w:t xml:space="preserve">t</w:t>
@@ -31,9 +34,6 @@
       </w:r>
       <w:r>
         <w:t xml:space="preserve">e</w:t>
-      </w:r>
-      <w:r>
-        <w:t xml:space="preserve">}</w:t>
       </w:r>
       <w:r>
         <w:t xml:space="preserve">}</w:t>
@@ -44,16 +44,19 @@
         <w:t xml:space="preserve">{</w:t>
       </w:r>
       <w:r>
-        <w:t xml:space="preserve">{</w:t>
+        <w:t xml:space="preserve">d</w:t>
+      </w:r>
+      <w:r>
+        <w:t xml:space="preserve">.</w:t>
       </w:r>
       <w:r>
         <w:t xml:space="preserve">c</w:t>
       </w:r>
       <w:r>
-        <w:t xml:space="preserve">u</w:t>
-      </w:r>
-      <w:r>
-        <w:t xml:space="preserve">st</w:t>
+        <w:t xml:space="preserve">us</w:t>
+      </w:r>
+      <w:r>
+        <w:t xml:space="preserve">t</w:t>
       </w:r>
       <w:r>
         <w:t xml:space="preserve">o</w:t>
@@ -65,10 +68,7 @@
         <w:t xml:space="preserve">e</w:t>
       </w:r>
       <w:r>
-        <w:t xml:space="preserve">r</w:t>
-      </w:r>
-      <w:r>
-        <w:t xml:space="preserve">}}</w:t>
+        <w:t xml:space="preserve">r}</w:t>
       </w:r>
     </w:p>
     <w:p>
@@ -76,7 +76,10 @@
         <w:t xml:space="preserve">{</w:t>
       </w:r>
       <w:r>
-        <w:t xml:space="preserve">{</w:t>
+        <w:t xml:space="preserve">d</w:t>
+      </w:r>
+      <w:r>
+        <w:t xml:space="preserve">.</w:t>
       </w:r>
       <w:r>
         <w:t xml:space="preserve">s</w:t>
@@ -95,9 +98,6 @@
       </w:r>
       <w:r>
         <w:t xml:space="preserve">d</w:t>
-      </w:r>
-      <w:r>
-        <w:t xml:space="preserve">}</w:t>
       </w:r>
       <w:r>
         <w:t xml:space="preserve">}</w:t>
@@ -108,7 +108,10 @@
         <w:t xml:space="preserve">{</w:t>
       </w:r>
       <w:r>
-        <w:t xml:space="preserve">{</w:t>
+        <w:t xml:space="preserve">d</w:t>
+      </w:r>
+      <w:r>
+        <w:t xml:space="preserve">.</w:t>
       </w:r>
       <w:r>
         <w:t xml:space="preserve">l</w:t>
@@ -129,10 +132,7 @@
         <w:t xml:space="preserve">a</w:t>
       </w:r>
       <w:r>
-        <w:t xml:space="preserve">l</w:t>
-      </w:r>
-      <w:r>
-        <w:t xml:space="preserve">}}</w:t>
+        <w:t xml:space="preserve">l}</w:t>
       </w:r>
     </w:p>
     <w:p>
@@ -140,7 +140,10 @@
         <w:t xml:space="preserve">{</w:t>
       </w:r>
       <w:r>
-        <w:t xml:space="preserve">{</w:t>
+        <w:t xml:space="preserve">d</w:t>
+      </w:r>
+      <w:r>
+        <w:t xml:space="preserve">.</w:t>
       </w:r>
       <w:r>
         <w:t xml:space="preserve">c</w:t>
@@ -156,9 +159,6 @@
       </w:r>
       <w:r>
         <w:t xml:space="preserve">t</w:t>
-      </w:r>
-      <w:r>
-        <w:t xml:space="preserve">}</w:t>
       </w:r>
       <w:r>
         <w:t xml:space="preserve">}</w:t>
@@ -169,7 +169,10 @@
         <w:t xml:space="preserve">{</w:t>
       </w:r>
       <w:r>
-        <w:t xml:space="preserve">{</w:t>
+        <w:t xml:space="preserve">d</w:t>
+      </w:r>
+      <w:r>
+        <w:t xml:space="preserve">.</w:t>
       </w:r>
       <w:r>
         <w:t xml:space="preserve">e</w:t>
@@ -190,10 +193,7 @@
         <w:t xml:space="preserve">e</w:t>
       </w:r>
       <w:r>
-        <w:t xml:space="preserve">d</w:t>
-      </w:r>
-      <w:r>
-        <w:t xml:space="preserve">}}</w:t>
+        <w:t xml:space="preserve">d}</w:t>
       </w:r>
     </w:p>
     <w:p>
@@ -201,7 +201,7 @@
         <w:drawing>
           <wp:inline distT="0" distB="0" distL="0" distR="0">
             <wp:extent cx="914400" cy="609600"/>
-            <wp:docPr id="1" name="Picture 1" descr="{{image:red}}"/>
+            <wp:docPr id="1" name="Picture 1" descr="{d.red}"/>
             <a:graphic>
               <a:graphicData uri="http://schemas.openxmlformats.org/drawingml/2006/picture">
                 <pic:pic>
@@ -236,7 +236,7 @@
         <w:drawing>
           <wp:inline distT="0" distB="0" distL="0" distR="0">
             <wp:extent cx="960120" cy="609600"/>
-            <wp:docPr id="2" name="Picture 2" descr="{{image:blue}}"/>
+            <wp:docPr id="2" name="Picture 2" descr="{d.blue}"/>
             <a:graphic>
               <a:graphicData uri="http://schemas.openxmlformats.org/drawingml/2006/picture">
                 <pic:pic>
@@ -271,7 +271,7 @@
         <w:drawing>
           <wp:inline distT="0" distB="0" distL="0" distR="0">
             <wp:extent cx="1005840" cy="609600"/>
-            <wp:docPr id="3" name="Picture 3" descr="{{image:red}}"/>
+            <wp:docPr id="3" name="Picture 3" descr="{d.red}"/>
             <a:graphic>
               <a:graphicData uri="http://schemas.openxmlformats.org/drawingml/2006/picture">
                 <pic:pic>
@@ -306,7 +306,7 @@
         <w:drawing>
           <wp:inline distT="0" distB="0" distL="0" distR="0">
             <wp:extent cx="1051560" cy="609600"/>
-            <wp:docPr id="4" name="Picture 4" descr="{{image:blue}}"/>
+            <wp:docPr id="4" name="Picture 4" descr="{d.blue}"/>
             <a:graphic>
               <a:graphicData uri="http://schemas.openxmlformats.org/drawingml/2006/picture">
                 <pic:pic>
@@ -341,7 +341,7 @@
         <w:drawing>
           <wp:inline distT="0" distB="0" distL="0" distR="0">
             <wp:extent cx="1097280" cy="609600"/>
-            <wp:docPr id="5" name="Picture 5" descr="{{image:red}}"/>
+            <wp:docPr id="5" name="Picture 5" descr="{d.red}"/>
             <a:graphic>
               <a:graphicData uri="http://schemas.openxmlformats.org/drawingml/2006/picture">
                 <pic:pic>
@@ -376,7 +376,7 @@
         <w:drawing>
           <wp:inline distT="0" distB="0" distL="0" distR="0">
             <wp:extent cx="1143000" cy="609600"/>
-            <wp:docPr id="6" name="Picture 6" descr="{{image:blue}}"/>
+            <wp:docPr id="6" name="Picture 6" descr="{d.blue}"/>
             <a:graphic>
               <a:graphicData uri="http://schemas.openxmlformats.org/drawingml/2006/picture">
                 <pic:pic>
@@ -411,7 +411,7 @@
         <w:drawing>
           <wp:inline distT="0" distB="0" distL="0" distR="0">
             <wp:extent cx="1188720" cy="609600"/>
-            <wp:docPr id="7" name="Picture 7" descr="{{image:red}}"/>
+            <wp:docPr id="7" name="Picture 7" descr="{d.red}"/>
             <a:graphic>
               <a:graphicData uri="http://schemas.openxmlformats.org/drawingml/2006/picture">
                 <pic:pic>
@@ -446,7 +446,7 @@
         <w:drawing>
           <wp:inline distT="0" distB="0" distL="0" distR="0">
             <wp:extent cx="1234440" cy="609600"/>
-            <wp:docPr id="8" name="Picture 8" descr="{{image:blue}}"/>
+            <wp:docPr id="8" name="Picture 8" descr="{d.blue}"/>
             <a:graphic>
               <a:graphicData uri="http://schemas.openxmlformats.org/drawingml/2006/picture">
                 <pic:pic>
@@ -481,7 +481,7 @@
         <w:drawing>
           <wp:inline distT="0" distB="0" distL="0" distR="0">
             <wp:extent cx="1280160" cy="609600"/>
-            <wp:docPr id="9" name="Picture 9" descr="{{image:red}}"/>
+            <wp:docPr id="9" name="Picture 9" descr="{d.red}"/>
             <a:graphic>
               <a:graphicData uri="http://schemas.openxmlformats.org/drawingml/2006/picture">
                 <pic:pic>
@@ -516,7 +516,7 @@
         <w:drawing>
           <wp:inline distT="0" distB="0" distL="0" distR="0">
             <wp:extent cx="1325880" cy="609600"/>
-            <wp:docPr id="10" name="Picture 10" descr="{{image:blue}}"/>
+            <wp:docPr id="10" name="Picture 10" descr="{d.blue}"/>
             <a:graphic>
               <a:graphicData uri="http://schemas.openxmlformats.org/drawingml/2006/picture">
                 <pic:pic>
@@ -575,31 +575,31 @@
               <w:t xml:space="preserve">{</w:t>
             </w:r>
             <w:r>
-              <w:t xml:space="preserve">{</w:t>
-            </w:r>
-            <w:r>
-              <w:t xml:space="preserve">c</w:t>
-            </w:r>
-            <w:r>
-              <w:t xml:space="preserve">u</w:t>
-            </w:r>
-            <w:r>
-              <w:t xml:space="preserve">st</w:t>
-            </w:r>
-            <w:r>
-              <w:t xml:space="preserve">o</w:t>
-            </w:r>
-            <w:r>
-              <w:t xml:space="preserve">m</w:t>
-            </w:r>
-            <w:r>
-              <w:t xml:space="preserve">e</w:t>
-            </w:r>
-            <w:r>
-              <w:t xml:space="preserve">r</w:t>
-            </w:r>
-            <w:r>
-              <w:t xml:space="preserve">}}</w:t>
+              <w:t xml:space="preserve">d</w:t>
+            </w:r>
+            <w:r>
+              <w:t xml:space="preserve">.</w:t>
+            </w:r>
+            <w:r>
+              <w:t xml:space="preserve">c</w:t>
+            </w:r>
+            <w:r>
+              <w:t xml:space="preserve">us</w:t>
+            </w:r>
+            <w:r>
+              <w:t xml:space="preserve">t</w:t>
+            </w:r>
+            <w:r>
+              <w:t xml:space="preserve">o</w:t>
+            </w:r>
+            <w:r>
+              <w:t xml:space="preserve">m</w:t>
+            </w:r>
+            <w:r>
+              <w:t xml:space="preserve">e</w:t>
+            </w:r>
+            <w:r>
+              <w:t xml:space="preserve">r}</w:t>
             </w:r>
           </w:p>
         </w:tc>
@@ -615,31 +615,31 @@
               <w:t xml:space="preserve">{</w:t>
             </w:r>
             <w:r>
-              <w:t xml:space="preserve">{</w:t>
-            </w:r>
-            <w:r>
-              <w:t xml:space="preserve">c</w:t>
-            </w:r>
-            <w:r>
-              <w:t xml:space="preserve">u</w:t>
-            </w:r>
-            <w:r>
-              <w:t xml:space="preserve">st</w:t>
-            </w:r>
-            <w:r>
-              <w:t xml:space="preserve">o</w:t>
-            </w:r>
-            <w:r>
-              <w:t xml:space="preserve">m</w:t>
-            </w:r>
-            <w:r>
-              <w:t xml:space="preserve">e</w:t>
-            </w:r>
-            <w:r>
-              <w:t xml:space="preserve">r</w:t>
-            </w:r>
-            <w:r>
-              <w:t xml:space="preserve">}}</w:t>
+              <w:t xml:space="preserve">d</w:t>
+            </w:r>
+            <w:r>
+              <w:t xml:space="preserve">.</w:t>
+            </w:r>
+            <w:r>
+              <w:t xml:space="preserve">c</w:t>
+            </w:r>
+            <w:r>
+              <w:t xml:space="preserve">us</w:t>
+            </w:r>
+            <w:r>
+              <w:t xml:space="preserve">t</w:t>
+            </w:r>
+            <w:r>
+              <w:t xml:space="preserve">o</w:t>
+            </w:r>
+            <w:r>
+              <w:t xml:space="preserve">m</w:t>
+            </w:r>
+            <w:r>
+              <w:t xml:space="preserve">e</w:t>
+            </w:r>
+            <w:r>
+              <w:t xml:space="preserve">r}</w:t>
             </w:r>
           </w:p>
         </w:tc>
@@ -655,31 +655,31 @@
               <w:t xml:space="preserve">{</w:t>
             </w:r>
             <w:r>
-              <w:t xml:space="preserve">{</w:t>
-            </w:r>
-            <w:r>
-              <w:t xml:space="preserve">c</w:t>
-            </w:r>
-            <w:r>
-              <w:t xml:space="preserve">u</w:t>
-            </w:r>
-            <w:r>
-              <w:t xml:space="preserve">st</w:t>
-            </w:r>
-            <w:r>
-              <w:t xml:space="preserve">o</w:t>
-            </w:r>
-            <w:r>
-              <w:t xml:space="preserve">m</w:t>
-            </w:r>
-            <w:r>
-              <w:t xml:space="preserve">e</w:t>
-            </w:r>
-            <w:r>
-              <w:t xml:space="preserve">r</w:t>
-            </w:r>
-            <w:r>
-              <w:t xml:space="preserve">}}</w:t>
+              <w:t xml:space="preserve">d</w:t>
+            </w:r>
+            <w:r>
+              <w:t xml:space="preserve">.</w:t>
+            </w:r>
+            <w:r>
+              <w:t xml:space="preserve">c</w:t>
+            </w:r>
+            <w:r>
+              <w:t xml:space="preserve">us</w:t>
+            </w:r>
+            <w:r>
+              <w:t xml:space="preserve">t</w:t>
+            </w:r>
+            <w:r>
+              <w:t xml:space="preserve">o</w:t>
+            </w:r>
+            <w:r>
+              <w:t xml:space="preserve">m</w:t>
+            </w:r>
+            <w:r>
+              <w:t xml:space="preserve">e</w:t>
+            </w:r>
+            <w:r>
+              <w:t xml:space="preserve">r}</w:t>
             </w:r>
           </w:p>
         </w:tc>
@@ -695,31 +695,31 @@
               <w:t xml:space="preserve">{</w:t>
             </w:r>
             <w:r>
-              <w:t xml:space="preserve">{</w:t>
-            </w:r>
-            <w:r>
-              <w:t xml:space="preserve">c</w:t>
-            </w:r>
-            <w:r>
-              <w:t xml:space="preserve">u</w:t>
-            </w:r>
-            <w:r>
-              <w:t xml:space="preserve">st</w:t>
-            </w:r>
-            <w:r>
-              <w:t xml:space="preserve">o</w:t>
-            </w:r>
-            <w:r>
-              <w:t xml:space="preserve">m</w:t>
-            </w:r>
-            <w:r>
-              <w:t xml:space="preserve">e</w:t>
-            </w:r>
-            <w:r>
-              <w:t xml:space="preserve">r</w:t>
-            </w:r>
-            <w:r>
-              <w:t xml:space="preserve">}}</w:t>
+              <w:t xml:space="preserve">d</w:t>
+            </w:r>
+            <w:r>
+              <w:t xml:space="preserve">.</w:t>
+            </w:r>
+            <w:r>
+              <w:t xml:space="preserve">c</w:t>
+            </w:r>
+            <w:r>
+              <w:t xml:space="preserve">us</w:t>
+            </w:r>
+            <w:r>
+              <w:t xml:space="preserve">t</w:t>
+            </w:r>
+            <w:r>
+              <w:t xml:space="preserve">o</w:t>
+            </w:r>
+            <w:r>
+              <w:t xml:space="preserve">m</w:t>
+            </w:r>
+            <w:r>
+              <w:t xml:space="preserve">e</w:t>
+            </w:r>
+            <w:r>
+              <w:t xml:space="preserve">r}</w:t>
             </w:r>
           </w:p>
         </w:tc>
@@ -737,31 +737,31 @@
               <w:t xml:space="preserve">{</w:t>
             </w:r>
             <w:r>
-              <w:t xml:space="preserve">{</w:t>
-            </w:r>
-            <w:r>
-              <w:t xml:space="preserve">c</w:t>
-            </w:r>
-            <w:r>
-              <w:t xml:space="preserve">u</w:t>
-            </w:r>
-            <w:r>
-              <w:t xml:space="preserve">st</w:t>
-            </w:r>
-            <w:r>
-              <w:t xml:space="preserve">o</w:t>
-            </w:r>
-            <w:r>
-              <w:t xml:space="preserve">m</w:t>
-            </w:r>
-            <w:r>
-              <w:t xml:space="preserve">e</w:t>
-            </w:r>
-            <w:r>
-              <w:t xml:space="preserve">r</w:t>
-            </w:r>
-            <w:r>
-              <w:t xml:space="preserve">}}</w:t>
+              <w:t xml:space="preserve">d</w:t>
+            </w:r>
+            <w:r>
+              <w:t xml:space="preserve">.</w:t>
+            </w:r>
+            <w:r>
+              <w:t xml:space="preserve">c</w:t>
+            </w:r>
+            <w:r>
+              <w:t xml:space="preserve">us</w:t>
+            </w:r>
+            <w:r>
+              <w:t xml:space="preserve">t</w:t>
+            </w:r>
+            <w:r>
+              <w:t xml:space="preserve">o</w:t>
+            </w:r>
+            <w:r>
+              <w:t xml:space="preserve">m</w:t>
+            </w:r>
+            <w:r>
+              <w:t xml:space="preserve">e</w:t>
+            </w:r>
+            <w:r>
+              <w:t xml:space="preserve">r}</w:t>
             </w:r>
           </w:p>
         </w:tc>
@@ -777,31 +777,31 @@
               <w:t xml:space="preserve">{</w:t>
             </w:r>
             <w:r>
-              <w:t xml:space="preserve">{</w:t>
-            </w:r>
-            <w:r>
-              <w:t xml:space="preserve">c</w:t>
-            </w:r>
-            <w:r>
-              <w:t xml:space="preserve">u</w:t>
-            </w:r>
-            <w:r>
-              <w:t xml:space="preserve">st</w:t>
-            </w:r>
-            <w:r>
-              <w:t xml:space="preserve">o</w:t>
-            </w:r>
-            <w:r>
-              <w:t xml:space="preserve">m</w:t>
-            </w:r>
-            <w:r>
-              <w:t xml:space="preserve">e</w:t>
-            </w:r>
-            <w:r>
-              <w:t xml:space="preserve">r</w:t>
-            </w:r>
-            <w:r>
-              <w:t xml:space="preserve">}}</w:t>
+              <w:t xml:space="preserve">d</w:t>
+            </w:r>
+            <w:r>
+              <w:t xml:space="preserve">.</w:t>
+            </w:r>
+            <w:r>
+              <w:t xml:space="preserve">c</w:t>
+            </w:r>
+            <w:r>
+              <w:t xml:space="preserve">us</w:t>
+            </w:r>
+            <w:r>
+              <w:t xml:space="preserve">t</w:t>
+            </w:r>
+            <w:r>
+              <w:t xml:space="preserve">o</w:t>
+            </w:r>
+            <w:r>
+              <w:t xml:space="preserve">m</w:t>
+            </w:r>
+            <w:r>
+              <w:t xml:space="preserve">e</w:t>
+            </w:r>
+            <w:r>
+              <w:t xml:space="preserve">r}</w:t>
             </w:r>
           </w:p>
         </w:tc>
@@ -817,31 +817,31 @@
               <w:t xml:space="preserve">{</w:t>
             </w:r>
             <w:r>
-              <w:t xml:space="preserve">{</w:t>
-            </w:r>
-            <w:r>
-              <w:t xml:space="preserve">c</w:t>
-            </w:r>
-            <w:r>
-              <w:t xml:space="preserve">u</w:t>
-            </w:r>
-            <w:r>
-              <w:t xml:space="preserve">st</w:t>
-            </w:r>
-            <w:r>
-              <w:t xml:space="preserve">o</w:t>
-            </w:r>
-            <w:r>
-              <w:t xml:space="preserve">m</w:t>
-            </w:r>
-            <w:r>
-              <w:t xml:space="preserve">e</w:t>
-            </w:r>
-            <w:r>
-              <w:t xml:space="preserve">r</w:t>
-            </w:r>
-            <w:r>
-              <w:t xml:space="preserve">}}</w:t>
+              <w:t xml:space="preserve">d</w:t>
+            </w:r>
+            <w:r>
+              <w:t xml:space="preserve">.</w:t>
+            </w:r>
+            <w:r>
+              <w:t xml:space="preserve">c</w:t>
+            </w:r>
+            <w:r>
+              <w:t xml:space="preserve">us</w:t>
+            </w:r>
+            <w:r>
+              <w:t xml:space="preserve">t</w:t>
+            </w:r>
+            <w:r>
+              <w:t xml:space="preserve">o</w:t>
+            </w:r>
+            <w:r>
+              <w:t xml:space="preserve">m</w:t>
+            </w:r>
+            <w:r>
+              <w:t xml:space="preserve">e</w:t>
+            </w:r>
+            <w:r>
+              <w:t xml:space="preserve">r}</w:t>
             </w:r>
           </w:p>
         </w:tc>
@@ -857,31 +857,31 @@
               <w:t xml:space="preserve">{</w:t>
             </w:r>
             <w:r>
-              <w:t xml:space="preserve">{</w:t>
-            </w:r>
-            <w:r>
-              <w:t xml:space="preserve">c</w:t>
-            </w:r>
-            <w:r>
-              <w:t xml:space="preserve">u</w:t>
-            </w:r>
-            <w:r>
-              <w:t xml:space="preserve">st</w:t>
-            </w:r>
-            <w:r>
-              <w:t xml:space="preserve">o</w:t>
-            </w:r>
-            <w:r>
-              <w:t xml:space="preserve">m</w:t>
-            </w:r>
-            <w:r>
-              <w:t xml:space="preserve">e</w:t>
-            </w:r>
-            <w:r>
-              <w:t xml:space="preserve">r</w:t>
-            </w:r>
-            <w:r>
-              <w:t xml:space="preserve">}}</w:t>
+              <w:t xml:space="preserve">d</w:t>
+            </w:r>
+            <w:r>
+              <w:t xml:space="preserve">.</w:t>
+            </w:r>
+            <w:r>
+              <w:t xml:space="preserve">c</w:t>
+            </w:r>
+            <w:r>
+              <w:t xml:space="preserve">us</w:t>
+            </w:r>
+            <w:r>
+              <w:t xml:space="preserve">t</w:t>
+            </w:r>
+            <w:r>
+              <w:t xml:space="preserve">o</w:t>
+            </w:r>
+            <w:r>
+              <w:t xml:space="preserve">m</w:t>
+            </w:r>
+            <w:r>
+              <w:t xml:space="preserve">e</w:t>
+            </w:r>
+            <w:r>
+              <w:t xml:space="preserve">r}</w:t>
             </w:r>
           </w:p>
         </w:tc>
@@ -899,31 +899,31 @@
               <w:t xml:space="preserve">{</w:t>
             </w:r>
             <w:r>
-              <w:t xml:space="preserve">{</w:t>
-            </w:r>
-            <w:r>
-              <w:t xml:space="preserve">c</w:t>
-            </w:r>
-            <w:r>
-              <w:t xml:space="preserve">u</w:t>
-            </w:r>
-            <w:r>
-              <w:t xml:space="preserve">st</w:t>
-            </w:r>
-            <w:r>
-              <w:t xml:space="preserve">o</w:t>
-            </w:r>
-            <w:r>
-              <w:t xml:space="preserve">m</w:t>
-            </w:r>
-            <w:r>
-              <w:t xml:space="preserve">e</w:t>
-            </w:r>
-            <w:r>
-              <w:t xml:space="preserve">r</w:t>
-            </w:r>
-            <w:r>
-              <w:t xml:space="preserve">}}</w:t>
+              <w:t xml:space="preserve">d</w:t>
+            </w:r>
+            <w:r>
+              <w:t xml:space="preserve">.</w:t>
+            </w:r>
+            <w:r>
+              <w:t xml:space="preserve">c</w:t>
+            </w:r>
+            <w:r>
+              <w:t xml:space="preserve">us</w:t>
+            </w:r>
+            <w:r>
+              <w:t xml:space="preserve">t</w:t>
+            </w:r>
+            <w:r>
+              <w:t xml:space="preserve">o</w:t>
+            </w:r>
+            <w:r>
+              <w:t xml:space="preserve">m</w:t>
+            </w:r>
+            <w:r>
+              <w:t xml:space="preserve">e</w:t>
+            </w:r>
+            <w:r>
+              <w:t xml:space="preserve">r}</w:t>
             </w:r>
           </w:p>
         </w:tc>
@@ -939,31 +939,31 @@
               <w:t xml:space="preserve">{</w:t>
             </w:r>
             <w:r>
-              <w:t xml:space="preserve">{</w:t>
-            </w:r>
-            <w:r>
-              <w:t xml:space="preserve">c</w:t>
-            </w:r>
-            <w:r>
-              <w:t xml:space="preserve">u</w:t>
-            </w:r>
-            <w:r>
-              <w:t xml:space="preserve">st</w:t>
-            </w:r>
-            <w:r>
-              <w:t xml:space="preserve">o</w:t>
-            </w:r>
-            <w:r>
-              <w:t xml:space="preserve">m</w:t>
-            </w:r>
-            <w:r>
-              <w:t xml:space="preserve">e</w:t>
-            </w:r>
-            <w:r>
-              <w:t xml:space="preserve">r</w:t>
-            </w:r>
-            <w:r>
-              <w:t xml:space="preserve">}}</w:t>
+              <w:t xml:space="preserve">d</w:t>
+            </w:r>
+            <w:r>
+              <w:t xml:space="preserve">.</w:t>
+            </w:r>
+            <w:r>
+              <w:t xml:space="preserve">c</w:t>
+            </w:r>
+            <w:r>
+              <w:t xml:space="preserve">us</w:t>
+            </w:r>
+            <w:r>
+              <w:t xml:space="preserve">t</w:t>
+            </w:r>
+            <w:r>
+              <w:t xml:space="preserve">o</w:t>
+            </w:r>
+            <w:r>
+              <w:t xml:space="preserve">m</w:t>
+            </w:r>
+            <w:r>
+              <w:t xml:space="preserve">e</w:t>
+            </w:r>
+            <w:r>
+              <w:t xml:space="preserve">r}</w:t>
             </w:r>
           </w:p>
         </w:tc>
@@ -979,31 +979,31 @@
               <w:t xml:space="preserve">{</w:t>
             </w:r>
             <w:r>
-              <w:t xml:space="preserve">{</w:t>
-            </w:r>
-            <w:r>
-              <w:t xml:space="preserve">c</w:t>
-            </w:r>
-            <w:r>
-              <w:t xml:space="preserve">u</w:t>
-            </w:r>
-            <w:r>
-              <w:t xml:space="preserve">st</w:t>
-            </w:r>
-            <w:r>
-              <w:t xml:space="preserve">o</w:t>
-            </w:r>
-            <w:r>
-              <w:t xml:space="preserve">m</w:t>
-            </w:r>
-            <w:r>
-              <w:t xml:space="preserve">e</w:t>
-            </w:r>
-            <w:r>
-              <w:t xml:space="preserve">r</w:t>
-            </w:r>
-            <w:r>
-              <w:t xml:space="preserve">}}</w:t>
+              <w:t xml:space="preserve">d</w:t>
+            </w:r>
+            <w:r>
+              <w:t xml:space="preserve">.</w:t>
+            </w:r>
+            <w:r>
+              <w:t xml:space="preserve">c</w:t>
+            </w:r>
+            <w:r>
+              <w:t xml:space="preserve">us</w:t>
+            </w:r>
+            <w:r>
+              <w:t xml:space="preserve">t</w:t>
+            </w:r>
+            <w:r>
+              <w:t xml:space="preserve">o</w:t>
+            </w:r>
+            <w:r>
+              <w:t xml:space="preserve">m</w:t>
+            </w:r>
+            <w:r>
+              <w:t xml:space="preserve">e</w:t>
+            </w:r>
+            <w:r>
+              <w:t xml:space="preserve">r}</w:t>
             </w:r>
           </w:p>
         </w:tc>
@@ -1019,31 +1019,31 @@
               <w:t xml:space="preserve">{</w:t>
             </w:r>
             <w:r>
-              <w:t xml:space="preserve">{</w:t>
-            </w:r>
-            <w:r>
-              <w:t xml:space="preserve">c</w:t>
-            </w:r>
-            <w:r>
-              <w:t xml:space="preserve">u</w:t>
-            </w:r>
-            <w:r>
-              <w:t xml:space="preserve">st</w:t>
-            </w:r>
-            <w:r>
-              <w:t xml:space="preserve">o</w:t>
-            </w:r>
-            <w:r>
-              <w:t xml:space="preserve">m</w:t>
-            </w:r>
-            <w:r>
-              <w:t xml:space="preserve">e</w:t>
-            </w:r>
-            <w:r>
-              <w:t xml:space="preserve">r</w:t>
-            </w:r>
-            <w:r>
-              <w:t xml:space="preserve">}}</w:t>
+              <w:t xml:space="preserve">d</w:t>
+            </w:r>
+            <w:r>
+              <w:t xml:space="preserve">.</w:t>
+            </w:r>
+            <w:r>
+              <w:t xml:space="preserve">c</w:t>
+            </w:r>
+            <w:r>
+              <w:t xml:space="preserve">us</w:t>
+            </w:r>
+            <w:r>
+              <w:t xml:space="preserve">t</w:t>
+            </w:r>
+            <w:r>
+              <w:t xml:space="preserve">o</w:t>
+            </w:r>
+            <w:r>
+              <w:t xml:space="preserve">m</w:t>
+            </w:r>
+            <w:r>
+              <w:t xml:space="preserve">e</w:t>
+            </w:r>
+            <w:r>
+              <w:t xml:space="preserve">r}</w:t>
             </w:r>
           </w:p>
         </w:tc>
@@ -1061,31 +1061,31 @@
               <w:t xml:space="preserve">{</w:t>
             </w:r>
             <w:r>
-              <w:t xml:space="preserve">{</w:t>
-            </w:r>
-            <w:r>
-              <w:t xml:space="preserve">c</w:t>
-            </w:r>
-            <w:r>
-              <w:t xml:space="preserve">u</w:t>
-            </w:r>
-            <w:r>
-              <w:t xml:space="preserve">st</w:t>
-            </w:r>
-            <w:r>
-              <w:t xml:space="preserve">o</w:t>
-            </w:r>
-            <w:r>
-              <w:t xml:space="preserve">m</w:t>
-            </w:r>
-            <w:r>
-              <w:t xml:space="preserve">e</w:t>
-            </w:r>
-            <w:r>
-              <w:t xml:space="preserve">r</w:t>
-            </w:r>
-            <w:r>
-              <w:t xml:space="preserve">}}</w:t>
+              <w:t xml:space="preserve">d</w:t>
+            </w:r>
+            <w:r>
+              <w:t xml:space="preserve">.</w:t>
+            </w:r>
+            <w:r>
+              <w:t xml:space="preserve">c</w:t>
+            </w:r>
+            <w:r>
+              <w:t xml:space="preserve">us</w:t>
+            </w:r>
+            <w:r>
+              <w:t xml:space="preserve">t</w:t>
+            </w:r>
+            <w:r>
+              <w:t xml:space="preserve">o</w:t>
+            </w:r>
+            <w:r>
+              <w:t xml:space="preserve">m</w:t>
+            </w:r>
+            <w:r>
+              <w:t xml:space="preserve">e</w:t>
+            </w:r>
+            <w:r>
+              <w:t xml:space="preserve">r}</w:t>
             </w:r>
           </w:p>
         </w:tc>
@@ -1101,31 +1101,31 @@
               <w:t xml:space="preserve">{</w:t>
             </w:r>
             <w:r>
-              <w:t xml:space="preserve">{</w:t>
-            </w:r>
-            <w:r>
-              <w:t xml:space="preserve">c</w:t>
-            </w:r>
-            <w:r>
-              <w:t xml:space="preserve">u</w:t>
-            </w:r>
-            <w:r>
-              <w:t xml:space="preserve">st</w:t>
-            </w:r>
-            <w:r>
-              <w:t xml:space="preserve">o</w:t>
-            </w:r>
-            <w:r>
-              <w:t xml:space="preserve">m</w:t>
-            </w:r>
-            <w:r>
-              <w:t xml:space="preserve">e</w:t>
-            </w:r>
-            <w:r>
-              <w:t xml:space="preserve">r</w:t>
-            </w:r>
-            <w:r>
-              <w:t xml:space="preserve">}}</w:t>
+              <w:t xml:space="preserve">d</w:t>
+            </w:r>
+            <w:r>
+              <w:t xml:space="preserve">.</w:t>
+            </w:r>
+            <w:r>
+              <w:t xml:space="preserve">c</w:t>
+            </w:r>
+            <w:r>
+              <w:t xml:space="preserve">us</w:t>
+            </w:r>
+            <w:r>
+              <w:t xml:space="preserve">t</w:t>
+            </w:r>
+            <w:r>
+              <w:t xml:space="preserve">o</w:t>
+            </w:r>
+            <w:r>
+              <w:t xml:space="preserve">m</w:t>
+            </w:r>
+            <w:r>
+              <w:t xml:space="preserve">e</w:t>
+            </w:r>
+            <w:r>
+              <w:t xml:space="preserve">r}</w:t>
             </w:r>
           </w:p>
         </w:tc>
@@ -1141,31 +1141,31 @@
               <w:t xml:space="preserve">{</w:t>
             </w:r>
             <w:r>
-              <w:t xml:space="preserve">{</w:t>
-            </w:r>
-            <w:r>
-              <w:t xml:space="preserve">c</w:t>
-            </w:r>
-            <w:r>
-              <w:t xml:space="preserve">u</w:t>
-            </w:r>
-            <w:r>
-              <w:t xml:space="preserve">st</w:t>
-            </w:r>
-            <w:r>
-              <w:t xml:space="preserve">o</w:t>
-            </w:r>
-            <w:r>
-              <w:t xml:space="preserve">m</w:t>
-            </w:r>
-            <w:r>
-              <w:t xml:space="preserve">e</w:t>
-            </w:r>
-            <w:r>
-              <w:t xml:space="preserve">r</w:t>
-            </w:r>
-            <w:r>
-              <w:t xml:space="preserve">}}</w:t>
+              <w:t xml:space="preserve">d</w:t>
+            </w:r>
+            <w:r>
+              <w:t xml:space="preserve">.</w:t>
+            </w:r>
+            <w:r>
+              <w:t xml:space="preserve">c</w:t>
+            </w:r>
+            <w:r>
+              <w:t xml:space="preserve">us</w:t>
+            </w:r>
+            <w:r>
+              <w:t xml:space="preserve">t</w:t>
+            </w:r>
+            <w:r>
+              <w:t xml:space="preserve">o</w:t>
+            </w:r>
+            <w:r>
+              <w:t xml:space="preserve">m</w:t>
+            </w:r>
+            <w:r>
+              <w:t xml:space="preserve">e</w:t>
+            </w:r>
+            <w:r>
+              <w:t xml:space="preserve">r}</w:t>
             </w:r>
           </w:p>
         </w:tc>
@@ -1181,31 +1181,31 @@
               <w:t xml:space="preserve">{</w:t>
             </w:r>
             <w:r>
-              <w:t xml:space="preserve">{</w:t>
-            </w:r>
-            <w:r>
-              <w:t xml:space="preserve">c</w:t>
-            </w:r>
-            <w:r>
-              <w:t xml:space="preserve">u</w:t>
-            </w:r>
-            <w:r>
-              <w:t xml:space="preserve">st</w:t>
-            </w:r>
-            <w:r>
-              <w:t xml:space="preserve">o</w:t>
-            </w:r>
-            <w:r>
-              <w:t xml:space="preserve">m</w:t>
-            </w:r>
-            <w:r>
-              <w:t xml:space="preserve">e</w:t>
-            </w:r>
-            <w:r>
-              <w:t xml:space="preserve">r</w:t>
-            </w:r>
-            <w:r>
-              <w:t xml:space="preserve">}}</w:t>
+              <w:t xml:space="preserve">d</w:t>
+            </w:r>
+            <w:r>
+              <w:t xml:space="preserve">.</w:t>
+            </w:r>
+            <w:r>
+              <w:t xml:space="preserve">c</w:t>
+            </w:r>
+            <w:r>
+              <w:t xml:space="preserve">us</w:t>
+            </w:r>
+            <w:r>
+              <w:t xml:space="preserve">t</w:t>
+            </w:r>
+            <w:r>
+              <w:t xml:space="preserve">o</w:t>
+            </w:r>
+            <w:r>
+              <w:t xml:space="preserve">m</w:t>
+            </w:r>
+            <w:r>
+              <w:t xml:space="preserve">e</w:t>
+            </w:r>
+            <w:r>
+              <w:t xml:space="preserve">r}</w:t>
             </w:r>
           </w:p>
         </w:tc>
@@ -1223,31 +1223,31 @@
               <w:t xml:space="preserve">{</w:t>
             </w:r>
             <w:r>
-              <w:t xml:space="preserve">{</w:t>
-            </w:r>
-            <w:r>
-              <w:t xml:space="preserve">c</w:t>
-            </w:r>
-            <w:r>
-              <w:t xml:space="preserve">u</w:t>
-            </w:r>
-            <w:r>
-              <w:t xml:space="preserve">st</w:t>
-            </w:r>
-            <w:r>
-              <w:t xml:space="preserve">o</w:t>
-            </w:r>
-            <w:r>
-              <w:t xml:space="preserve">m</w:t>
-            </w:r>
-            <w:r>
-              <w:t xml:space="preserve">e</w:t>
-            </w:r>
-            <w:r>
-              <w:t xml:space="preserve">r</w:t>
-            </w:r>
-            <w:r>
-              <w:t xml:space="preserve">}}</w:t>
+              <w:t xml:space="preserve">d</w:t>
+            </w:r>
+            <w:r>
+              <w:t xml:space="preserve">.</w:t>
+            </w:r>
+            <w:r>
+              <w:t xml:space="preserve">c</w:t>
+            </w:r>
+            <w:r>
+              <w:t xml:space="preserve">us</w:t>
+            </w:r>
+            <w:r>
+              <w:t xml:space="preserve">t</w:t>
+            </w:r>
+            <w:r>
+              <w:t xml:space="preserve">o</w:t>
+            </w:r>
+            <w:r>
+              <w:t xml:space="preserve">m</w:t>
+            </w:r>
+            <w:r>
+              <w:t xml:space="preserve">e</w:t>
+            </w:r>
+            <w:r>
+              <w:t xml:space="preserve">r}</w:t>
             </w:r>
           </w:p>
         </w:tc>
@@ -1263,31 +1263,31 @@
               <w:t xml:space="preserve">{</w:t>
             </w:r>
             <w:r>
-              <w:t xml:space="preserve">{</w:t>
-            </w:r>
-            <w:r>
-              <w:t xml:space="preserve">c</w:t>
-            </w:r>
-            <w:r>
-              <w:t xml:space="preserve">u</w:t>
-            </w:r>
-            <w:r>
-              <w:t xml:space="preserve">st</w:t>
-            </w:r>
-            <w:r>
-              <w:t xml:space="preserve">o</w:t>
-            </w:r>
-            <w:r>
-              <w:t xml:space="preserve">m</w:t>
-            </w:r>
-            <w:r>
-              <w:t xml:space="preserve">e</w:t>
-            </w:r>
-            <w:r>
-              <w:t xml:space="preserve">r</w:t>
-            </w:r>
-            <w:r>
-              <w:t xml:space="preserve">}}</w:t>
+              <w:t xml:space="preserve">d</w:t>
+            </w:r>
+            <w:r>
+              <w:t xml:space="preserve">.</w:t>
+            </w:r>
+            <w:r>
+              <w:t xml:space="preserve">c</w:t>
+            </w:r>
+            <w:r>
+              <w:t xml:space="preserve">us</w:t>
+            </w:r>
+            <w:r>
+              <w:t xml:space="preserve">t</w:t>
+            </w:r>
+            <w:r>
+              <w:t xml:space="preserve">o</w:t>
+            </w:r>
+            <w:r>
+              <w:t xml:space="preserve">m</w:t>
+            </w:r>
+            <w:r>
+              <w:t xml:space="preserve">e</w:t>
+            </w:r>
+            <w:r>
+              <w:t xml:space="preserve">r}</w:t>
             </w:r>
           </w:p>
         </w:tc>
@@ -1303,31 +1303,31 @@
               <w:t xml:space="preserve">{</w:t>
             </w:r>
             <w:r>
-              <w:t xml:space="preserve">{</w:t>
-            </w:r>
-            <w:r>
-              <w:t xml:space="preserve">c</w:t>
-            </w:r>
-            <w:r>
-              <w:t xml:space="preserve">u</w:t>
-            </w:r>
-            <w:r>
-              <w:t xml:space="preserve">st</w:t>
-            </w:r>
-            <w:r>
-              <w:t xml:space="preserve">o</w:t>
-            </w:r>
-            <w:r>
-              <w:t xml:space="preserve">m</w:t>
-            </w:r>
-            <w:r>
-              <w:t xml:space="preserve">e</w:t>
-            </w:r>
-            <w:r>
-              <w:t xml:space="preserve">r</w:t>
-            </w:r>
-            <w:r>
-              <w:t xml:space="preserve">}}</w:t>
+              <w:t xml:space="preserve">d</w:t>
+            </w:r>
+            <w:r>
+              <w:t xml:space="preserve">.</w:t>
+            </w:r>
+            <w:r>
+              <w:t xml:space="preserve">c</w:t>
+            </w:r>
+            <w:r>
+              <w:t xml:space="preserve">us</w:t>
+            </w:r>
+            <w:r>
+              <w:t xml:space="preserve">t</w:t>
+            </w:r>
+            <w:r>
+              <w:t xml:space="preserve">o</w:t>
+            </w:r>
+            <w:r>
+              <w:t xml:space="preserve">m</w:t>
+            </w:r>
+            <w:r>
+              <w:t xml:space="preserve">e</w:t>
+            </w:r>
+            <w:r>
+              <w:t xml:space="preserve">r}</w:t>
             </w:r>
           </w:p>
         </w:tc>
@@ -1343,31 +1343,31 @@
               <w:t xml:space="preserve">{</w:t>
             </w:r>
             <w:r>
-              <w:t xml:space="preserve">{</w:t>
-            </w:r>
-            <w:r>
-              <w:t xml:space="preserve">c</w:t>
-            </w:r>
-            <w:r>
-              <w:t xml:space="preserve">u</w:t>
-            </w:r>
-            <w:r>
-              <w:t xml:space="preserve">st</w:t>
-            </w:r>
-            <w:r>
-              <w:t xml:space="preserve">o</w:t>
-            </w:r>
-            <w:r>
-              <w:t xml:space="preserve">m</w:t>
-            </w:r>
-            <w:r>
-              <w:t xml:space="preserve">e</w:t>
-            </w:r>
-            <w:r>
-              <w:t xml:space="preserve">r</w:t>
-            </w:r>
-            <w:r>
-              <w:t xml:space="preserve">}}</w:t>
+              <w:t xml:space="preserve">d</w:t>
+            </w:r>
+            <w:r>
+              <w:t xml:space="preserve">.</w:t>
+            </w:r>
+            <w:r>
+              <w:t xml:space="preserve">c</w:t>
+            </w:r>
+            <w:r>
+              <w:t xml:space="preserve">us</w:t>
+            </w:r>
+            <w:r>
+              <w:t xml:space="preserve">t</w:t>
+            </w:r>
+            <w:r>
+              <w:t xml:space="preserve">o</w:t>
+            </w:r>
+            <w:r>
+              <w:t xml:space="preserve">m</w:t>
+            </w:r>
+            <w:r>
+              <w:t xml:space="preserve">e</w:t>
+            </w:r>
+            <w:r>
+              <w:t xml:space="preserve">r}</w:t>
             </w:r>
           </w:p>
         </w:tc>
@@ -1385,31 +1385,31 @@
               <w:t xml:space="preserve">{</w:t>
             </w:r>
             <w:r>
-              <w:t xml:space="preserve">{</w:t>
-            </w:r>
-            <w:r>
-              <w:t xml:space="preserve">c</w:t>
-            </w:r>
-            <w:r>
-              <w:t xml:space="preserve">u</w:t>
-            </w:r>
-            <w:r>
-              <w:t xml:space="preserve">st</w:t>
-            </w:r>
-            <w:r>
-              <w:t xml:space="preserve">o</w:t>
-            </w:r>
-            <w:r>
-              <w:t xml:space="preserve">m</w:t>
-            </w:r>
-            <w:r>
-              <w:t xml:space="preserve">e</w:t>
-            </w:r>
-            <w:r>
-              <w:t xml:space="preserve">r</w:t>
-            </w:r>
-            <w:r>
-              <w:t xml:space="preserve">}}</w:t>
+              <w:t xml:space="preserve">d</w:t>
+            </w:r>
+            <w:r>
+              <w:t xml:space="preserve">.</w:t>
+            </w:r>
+            <w:r>
+              <w:t xml:space="preserve">c</w:t>
+            </w:r>
+            <w:r>
+              <w:t xml:space="preserve">us</w:t>
+            </w:r>
+            <w:r>
+              <w:t xml:space="preserve">t</w:t>
+            </w:r>
+            <w:r>
+              <w:t xml:space="preserve">o</w:t>
+            </w:r>
+            <w:r>
+              <w:t xml:space="preserve">m</w:t>
+            </w:r>
+            <w:r>
+              <w:t xml:space="preserve">e</w:t>
+            </w:r>
+            <w:r>
+              <w:t xml:space="preserve">r}</w:t>
             </w:r>
           </w:p>
         </w:tc>
@@ -1425,31 +1425,31 @@
               <w:t xml:space="preserve">{</w:t>
             </w:r>
             <w:r>
-              <w:t xml:space="preserve">{</w:t>
-            </w:r>
-            <w:r>
-              <w:t xml:space="preserve">c</w:t>
-            </w:r>
-            <w:r>
-              <w:t xml:space="preserve">u</w:t>
-            </w:r>
-            <w:r>
-              <w:t xml:space="preserve">st</w:t>
-            </w:r>
-            <w:r>
-              <w:t xml:space="preserve">o</w:t>
-            </w:r>
-            <w:r>
-              <w:t xml:space="preserve">m</w:t>
-            </w:r>
-            <w:r>
-              <w:t xml:space="preserve">e</w:t>
-            </w:r>
-            <w:r>
-              <w:t xml:space="preserve">r</w:t>
-            </w:r>
-            <w:r>
-              <w:t xml:space="preserve">}}</w:t>
+              <w:t xml:space="preserve">d</w:t>
+            </w:r>
+            <w:r>
+              <w:t xml:space="preserve">.</w:t>
+            </w:r>
+            <w:r>
+              <w:t xml:space="preserve">c</w:t>
+            </w:r>
+            <w:r>
+              <w:t xml:space="preserve">us</w:t>
+            </w:r>
+            <w:r>
+              <w:t xml:space="preserve">t</w:t>
+            </w:r>
+            <w:r>
+              <w:t xml:space="preserve">o</w:t>
+            </w:r>
+            <w:r>
+              <w:t xml:space="preserve">m</w:t>
+            </w:r>
+            <w:r>
+              <w:t xml:space="preserve">e</w:t>
+            </w:r>
+            <w:r>
+              <w:t xml:space="preserve">r}</w:t>
             </w:r>
           </w:p>
         </w:tc>
@@ -1465,31 +1465,31 @@
               <w:t xml:space="preserve">{</w:t>
             </w:r>
             <w:r>
-              <w:t xml:space="preserve">{</w:t>
-            </w:r>
-            <w:r>
-              <w:t xml:space="preserve">c</w:t>
-            </w:r>
-            <w:r>
-              <w:t xml:space="preserve">u</w:t>
-            </w:r>
-            <w:r>
-              <w:t xml:space="preserve">st</w:t>
-            </w:r>
-            <w:r>
-              <w:t xml:space="preserve">o</w:t>
-            </w:r>
-            <w:r>
-              <w:t xml:space="preserve">m</w:t>
-            </w:r>
-            <w:r>
-              <w:t xml:space="preserve">e</w:t>
-            </w:r>
-            <w:r>
-              <w:t xml:space="preserve">r</w:t>
-            </w:r>
-            <w:r>
-              <w:t xml:space="preserve">}}</w:t>
+              <w:t xml:space="preserve">d</w:t>
+            </w:r>
+            <w:r>
+              <w:t xml:space="preserve">.</w:t>
+            </w:r>
+            <w:r>
+              <w:t xml:space="preserve">c</w:t>
+            </w:r>
+            <w:r>
+              <w:t xml:space="preserve">us</w:t>
+            </w:r>
+            <w:r>
+              <w:t xml:space="preserve">t</w:t>
+            </w:r>
+            <w:r>
+              <w:t xml:space="preserve">o</w:t>
+            </w:r>
+            <w:r>
+              <w:t xml:space="preserve">m</w:t>
+            </w:r>
+            <w:r>
+              <w:t xml:space="preserve">e</w:t>
+            </w:r>
+            <w:r>
+              <w:t xml:space="preserve">r}</w:t>
             </w:r>
           </w:p>
         </w:tc>
@@ -1505,31 +1505,31 @@
               <w:t xml:space="preserve">{</w:t>
             </w:r>
             <w:r>
-              <w:t xml:space="preserve">{</w:t>
-            </w:r>
-            <w:r>
-              <w:t xml:space="preserve">c</w:t>
-            </w:r>
-            <w:r>
-              <w:t xml:space="preserve">u</w:t>
-            </w:r>
-            <w:r>
-              <w:t xml:space="preserve">st</w:t>
-            </w:r>
-            <w:r>
-              <w:t xml:space="preserve">o</w:t>
-            </w:r>
-            <w:r>
-              <w:t xml:space="preserve">m</w:t>
-            </w:r>
-            <w:r>
-              <w:t xml:space="preserve">e</w:t>
-            </w:r>
-            <w:r>
-              <w:t xml:space="preserve">r</w:t>
-            </w:r>
-            <w:r>
-              <w:t xml:space="preserve">}}</w:t>
+              <w:t xml:space="preserve">d</w:t>
+            </w:r>
+            <w:r>
+              <w:t xml:space="preserve">.</w:t>
+            </w:r>
+            <w:r>
+              <w:t xml:space="preserve">c</w:t>
+            </w:r>
+            <w:r>
+              <w:t xml:space="preserve">us</w:t>
+            </w:r>
+            <w:r>
+              <w:t xml:space="preserve">t</w:t>
+            </w:r>
+            <w:r>
+              <w:t xml:space="preserve">o</w:t>
+            </w:r>
+            <w:r>
+              <w:t xml:space="preserve">m</w:t>
+            </w:r>
+            <w:r>
+              <w:t xml:space="preserve">e</w:t>
+            </w:r>
+            <w:r>
+              <w:t xml:space="preserve">r}</w:t>
             </w:r>
           </w:p>
         </w:tc>
@@ -1547,31 +1547,31 @@
               <w:t xml:space="preserve">{</w:t>
             </w:r>
             <w:r>
-              <w:t xml:space="preserve">{</w:t>
-            </w:r>
-            <w:r>
-              <w:t xml:space="preserve">c</w:t>
-            </w:r>
-            <w:r>
-              <w:t xml:space="preserve">u</w:t>
-            </w:r>
-            <w:r>
-              <w:t xml:space="preserve">st</w:t>
-            </w:r>
-            <w:r>
-              <w:t xml:space="preserve">o</w:t>
-            </w:r>
-            <w:r>
-              <w:t xml:space="preserve">m</w:t>
-            </w:r>
-            <w:r>
-              <w:t xml:space="preserve">e</w:t>
-            </w:r>
-            <w:r>
-              <w:t xml:space="preserve">r</w:t>
-            </w:r>
-            <w:r>
-              <w:t xml:space="preserve">}}</w:t>
+              <w:t xml:space="preserve">d</w:t>
+            </w:r>
+            <w:r>
+              <w:t xml:space="preserve">.</w:t>
+            </w:r>
+            <w:r>
+              <w:t xml:space="preserve">c</w:t>
+            </w:r>
+            <w:r>
+              <w:t xml:space="preserve">us</w:t>
+            </w:r>
+            <w:r>
+              <w:t xml:space="preserve">t</w:t>
+            </w:r>
+            <w:r>
+              <w:t xml:space="preserve">o</w:t>
+            </w:r>
+            <w:r>
+              <w:t xml:space="preserve">m</w:t>
+            </w:r>
+            <w:r>
+              <w:t xml:space="preserve">e</w:t>
+            </w:r>
+            <w:r>
+              <w:t xml:space="preserve">r}</w:t>
             </w:r>
           </w:p>
         </w:tc>
@@ -1587,31 +1587,31 @@
               <w:t xml:space="preserve">{</w:t>
             </w:r>
             <w:r>
-              <w:t xml:space="preserve">{</w:t>
-            </w:r>
-            <w:r>
-              <w:t xml:space="preserve">c</w:t>
-            </w:r>
-            <w:r>
-              <w:t xml:space="preserve">u</w:t>
-            </w:r>
-            <w:r>
-              <w:t xml:space="preserve">st</w:t>
-            </w:r>
-            <w:r>
-              <w:t xml:space="preserve">o</w:t>
-            </w:r>
-            <w:r>
-              <w:t xml:space="preserve">m</w:t>
-            </w:r>
-            <w:r>
-              <w:t xml:space="preserve">e</w:t>
-            </w:r>
-            <w:r>
-              <w:t xml:space="preserve">r</w:t>
-            </w:r>
-            <w:r>
-              <w:t xml:space="preserve">}}</w:t>
+              <w:t xml:space="preserve">d</w:t>
+            </w:r>
+            <w:r>
+              <w:t xml:space="preserve">.</w:t>
+            </w:r>
+            <w:r>
+              <w:t xml:space="preserve">c</w:t>
+            </w:r>
+            <w:r>
+              <w:t xml:space="preserve">us</w:t>
+            </w:r>
+            <w:r>
+              <w:t xml:space="preserve">t</w:t>
+            </w:r>
+            <w:r>
+              <w:t xml:space="preserve">o</w:t>
+            </w:r>
+            <w:r>
+              <w:t xml:space="preserve">m</w:t>
+            </w:r>
+            <w:r>
+              <w:t xml:space="preserve">e</w:t>
+            </w:r>
+            <w:r>
+              <w:t xml:space="preserve">r}</w:t>
             </w:r>
           </w:p>
         </w:tc>
@@ -1627,31 +1627,31 @@
               <w:t xml:space="preserve">{</w:t>
             </w:r>
             <w:r>
-              <w:t xml:space="preserve">{</w:t>
-            </w:r>
-            <w:r>
-              <w:t xml:space="preserve">c</w:t>
-            </w:r>
-            <w:r>
-              <w:t xml:space="preserve">u</w:t>
-            </w:r>
-            <w:r>
-              <w:t xml:space="preserve">st</w:t>
-            </w:r>
-            <w:r>
-              <w:t xml:space="preserve">o</w:t>
-            </w:r>
-            <w:r>
-              <w:t xml:space="preserve">m</w:t>
-            </w:r>
-            <w:r>
-              <w:t xml:space="preserve">e</w:t>
-            </w:r>
-            <w:r>
-              <w:t xml:space="preserve">r</w:t>
-            </w:r>
-            <w:r>
-              <w:t xml:space="preserve">}}</w:t>
+              <w:t xml:space="preserve">d</w:t>
+            </w:r>
+            <w:r>
+              <w:t xml:space="preserve">.</w:t>
+            </w:r>
+            <w:r>
+              <w:t xml:space="preserve">c</w:t>
+            </w:r>
+            <w:r>
+              <w:t xml:space="preserve">us</w:t>
+            </w:r>
+            <w:r>
+              <w:t xml:space="preserve">t</w:t>
+            </w:r>
+            <w:r>
+              <w:t xml:space="preserve">o</w:t>
+            </w:r>
+            <w:r>
+              <w:t xml:space="preserve">m</w:t>
+            </w:r>
+            <w:r>
+              <w:t xml:space="preserve">e</w:t>
+            </w:r>
+            <w:r>
+              <w:t xml:space="preserve">r}</w:t>
             </w:r>
           </w:p>
         </w:tc>
@@ -1667,31 +1667,31 @@
               <w:t xml:space="preserve">{</w:t>
             </w:r>
             <w:r>
-              <w:t xml:space="preserve">{</w:t>
-            </w:r>
-            <w:r>
-              <w:t xml:space="preserve">c</w:t>
-            </w:r>
-            <w:r>
-              <w:t xml:space="preserve">u</w:t>
-            </w:r>
-            <w:r>
-              <w:t xml:space="preserve">st</w:t>
-            </w:r>
-            <w:r>
-              <w:t xml:space="preserve">o</w:t>
-            </w:r>
-            <w:r>
-              <w:t xml:space="preserve">m</w:t>
-            </w:r>
-            <w:r>
-              <w:t xml:space="preserve">e</w:t>
-            </w:r>
-            <w:r>
-              <w:t xml:space="preserve">r</w:t>
-            </w:r>
-            <w:r>
-              <w:t xml:space="preserve">}}</w:t>
+              <w:t xml:space="preserve">d</w:t>
+            </w:r>
+            <w:r>
+              <w:t xml:space="preserve">.</w:t>
+            </w:r>
+            <w:r>
+              <w:t xml:space="preserve">c</w:t>
+            </w:r>
+            <w:r>
+              <w:t xml:space="preserve">us</w:t>
+            </w:r>
+            <w:r>
+              <w:t xml:space="preserve">t</w:t>
+            </w:r>
+            <w:r>
+              <w:t xml:space="preserve">o</w:t>
+            </w:r>
+            <w:r>
+              <w:t xml:space="preserve">m</w:t>
+            </w:r>
+            <w:r>
+              <w:t xml:space="preserve">e</w:t>
+            </w:r>
+            <w:r>
+              <w:t xml:space="preserve">r}</w:t>
             </w:r>
           </w:p>
         </w:tc>
@@ -1709,31 +1709,31 @@
               <w:t xml:space="preserve">{</w:t>
             </w:r>
             <w:r>
-              <w:t xml:space="preserve">{</w:t>
-            </w:r>
-            <w:r>
-              <w:t xml:space="preserve">c</w:t>
-            </w:r>
-            <w:r>
-              <w:t xml:space="preserve">u</w:t>
-            </w:r>
-            <w:r>
-              <w:t xml:space="preserve">st</w:t>
-            </w:r>
-            <w:r>
-              <w:t xml:space="preserve">o</w:t>
-            </w:r>
-            <w:r>
-              <w:t xml:space="preserve">m</w:t>
-            </w:r>
-            <w:r>
-              <w:t xml:space="preserve">e</w:t>
-            </w:r>
-            <w:r>
-              <w:t xml:space="preserve">r</w:t>
-            </w:r>
-            <w:r>
-              <w:t xml:space="preserve">}}</w:t>
+              <w:t xml:space="preserve">d</w:t>
+            </w:r>
+            <w:r>
+              <w:t xml:space="preserve">.</w:t>
+            </w:r>
+            <w:r>
+              <w:t xml:space="preserve">c</w:t>
+            </w:r>
+            <w:r>
+              <w:t xml:space="preserve">us</w:t>
+            </w:r>
+            <w:r>
+              <w:t xml:space="preserve">t</w:t>
+            </w:r>
+            <w:r>
+              <w:t xml:space="preserve">o</w:t>
+            </w:r>
+            <w:r>
+              <w:t xml:space="preserve">m</w:t>
+            </w:r>
+            <w:r>
+              <w:t xml:space="preserve">e</w:t>
+            </w:r>
+            <w:r>
+              <w:t xml:space="preserve">r}</w:t>
             </w:r>
           </w:p>
         </w:tc>
@@ -1749,31 +1749,31 @@
               <w:t xml:space="preserve">{</w:t>
             </w:r>
             <w:r>
-              <w:t xml:space="preserve">{</w:t>
-            </w:r>
-            <w:r>
-              <w:t xml:space="preserve">c</w:t>
-            </w:r>
-            <w:r>
-              <w:t xml:space="preserve">u</w:t>
-            </w:r>
-            <w:r>
-              <w:t xml:space="preserve">st</w:t>
-            </w:r>
-            <w:r>
-              <w:t xml:space="preserve">o</w:t>
-            </w:r>
-            <w:r>
-              <w:t xml:space="preserve">m</w:t>
-            </w:r>
-            <w:r>
-              <w:t xml:space="preserve">e</w:t>
-            </w:r>
-            <w:r>
-              <w:t xml:space="preserve">r</w:t>
-            </w:r>
-            <w:r>
-              <w:t xml:space="preserve">}}</w:t>
+              <w:t xml:space="preserve">d</w:t>
+            </w:r>
+            <w:r>
+              <w:t xml:space="preserve">.</w:t>
+            </w:r>
+            <w:r>
+              <w:t xml:space="preserve">c</w:t>
+            </w:r>
+            <w:r>
+              <w:t xml:space="preserve">us</w:t>
+            </w:r>
+            <w:r>
+              <w:t xml:space="preserve">t</w:t>
+            </w:r>
+            <w:r>
+              <w:t xml:space="preserve">o</w:t>
+            </w:r>
+            <w:r>
+              <w:t xml:space="preserve">m</w:t>
+            </w:r>
+            <w:r>
+              <w:t xml:space="preserve">e</w:t>
+            </w:r>
+            <w:r>
+              <w:t xml:space="preserve">r}</w:t>
             </w:r>
           </w:p>
         </w:tc>
@@ -1789,31 +1789,31 @@
               <w:t xml:space="preserve">{</w:t>
             </w:r>
             <w:r>
-              <w:t xml:space="preserve">{</w:t>
-            </w:r>
-            <w:r>
-              <w:t xml:space="preserve">c</w:t>
-            </w:r>
-            <w:r>
-              <w:t xml:space="preserve">u</w:t>
-            </w:r>
-            <w:r>
-              <w:t xml:space="preserve">st</w:t>
-            </w:r>
-            <w:r>
-              <w:t xml:space="preserve">o</w:t>
-            </w:r>
-            <w:r>
-              <w:t xml:space="preserve">m</w:t>
-            </w:r>
-            <w:r>
-              <w:t xml:space="preserve">e</w:t>
-            </w:r>
-            <w:r>
-              <w:t xml:space="preserve">r</w:t>
-            </w:r>
-            <w:r>
-              <w:t xml:space="preserve">}}</w:t>
+              <w:t xml:space="preserve">d</w:t>
+            </w:r>
+            <w:r>
+              <w:t xml:space="preserve">.</w:t>
+            </w:r>
+            <w:r>
+              <w:t xml:space="preserve">c</w:t>
+            </w:r>
+            <w:r>
+              <w:t xml:space="preserve">us</w:t>
+            </w:r>
+            <w:r>
+              <w:t xml:space="preserve">t</w:t>
+            </w:r>
+            <w:r>
+              <w:t xml:space="preserve">o</w:t>
+            </w:r>
+            <w:r>
+              <w:t xml:space="preserve">m</w:t>
+            </w:r>
+            <w:r>
+              <w:t xml:space="preserve">e</w:t>
+            </w:r>
+            <w:r>
+              <w:t xml:space="preserve">r}</w:t>
             </w:r>
           </w:p>
         </w:tc>
@@ -1829,31 +1829,31 @@
               <w:t xml:space="preserve">{</w:t>
             </w:r>
             <w:r>
-              <w:t xml:space="preserve">{</w:t>
-            </w:r>
-            <w:r>
-              <w:t xml:space="preserve">c</w:t>
-            </w:r>
-            <w:r>
-              <w:t xml:space="preserve">u</w:t>
-            </w:r>
-            <w:r>
-              <w:t xml:space="preserve">st</w:t>
-            </w:r>
-            <w:r>
-              <w:t xml:space="preserve">o</w:t>
-            </w:r>
-            <w:r>
-              <w:t xml:space="preserve">m</w:t>
-            </w:r>
-            <w:r>
-              <w:t xml:space="preserve">e</w:t>
-            </w:r>
-            <w:r>
-              <w:t xml:space="preserve">r</w:t>
-            </w:r>
-            <w:r>
-              <w:t xml:space="preserve">}}</w:t>
+              <w:t xml:space="preserve">d</w:t>
+            </w:r>
+            <w:r>
+              <w:t xml:space="preserve">.</w:t>
+            </w:r>
+            <w:r>
+              <w:t xml:space="preserve">c</w:t>
+            </w:r>
+            <w:r>
+              <w:t xml:space="preserve">us</w:t>
+            </w:r>
+            <w:r>
+              <w:t xml:space="preserve">t</w:t>
+            </w:r>
+            <w:r>
+              <w:t xml:space="preserve">o</w:t>
+            </w:r>
+            <w:r>
+              <w:t xml:space="preserve">m</w:t>
+            </w:r>
+            <w:r>
+              <w:t xml:space="preserve">e</w:t>
+            </w:r>
+            <w:r>
+              <w:t xml:space="preserve">r}</w:t>
             </w:r>
           </w:p>
         </w:tc>
@@ -1871,31 +1871,31 @@
               <w:t xml:space="preserve">{</w:t>
             </w:r>
             <w:r>
-              <w:t xml:space="preserve">{</w:t>
-            </w:r>
-            <w:r>
-              <w:t xml:space="preserve">c</w:t>
-            </w:r>
-            <w:r>
-              <w:t xml:space="preserve">u</w:t>
-            </w:r>
-            <w:r>
-              <w:t xml:space="preserve">st</w:t>
-            </w:r>
-            <w:r>
-              <w:t xml:space="preserve">o</w:t>
-            </w:r>
-            <w:r>
-              <w:t xml:space="preserve">m</w:t>
-            </w:r>
-            <w:r>
-              <w:t xml:space="preserve">e</w:t>
-            </w:r>
-            <w:r>
-              <w:t xml:space="preserve">r</w:t>
-            </w:r>
-            <w:r>
-              <w:t xml:space="preserve">}}</w:t>
+              <w:t xml:space="preserve">d</w:t>
+            </w:r>
+            <w:r>
+              <w:t xml:space="preserve">.</w:t>
+            </w:r>
+            <w:r>
+              <w:t xml:space="preserve">c</w:t>
+            </w:r>
+            <w:r>
+              <w:t xml:space="preserve">us</w:t>
+            </w:r>
+            <w:r>
+              <w:t xml:space="preserve">t</w:t>
+            </w:r>
+            <w:r>
+              <w:t xml:space="preserve">o</w:t>
+            </w:r>
+            <w:r>
+              <w:t xml:space="preserve">m</w:t>
+            </w:r>
+            <w:r>
+              <w:t xml:space="preserve">e</w:t>
+            </w:r>
+            <w:r>
+              <w:t xml:space="preserve">r}</w:t>
             </w:r>
           </w:p>
         </w:tc>
@@ -1911,31 +1911,31 @@
               <w:t xml:space="preserve">{</w:t>
             </w:r>
             <w:r>
-              <w:t xml:space="preserve">{</w:t>
-            </w:r>
-            <w:r>
-              <w:t xml:space="preserve">c</w:t>
-            </w:r>
-            <w:r>
-              <w:t xml:space="preserve">u</w:t>
-            </w:r>
-            <w:r>
-              <w:t xml:space="preserve">st</w:t>
-            </w:r>
-            <w:r>
-              <w:t xml:space="preserve">o</w:t>
-            </w:r>
-            <w:r>
-              <w:t xml:space="preserve">m</w:t>
-            </w:r>
-            <w:r>
-              <w:t xml:space="preserve">e</w:t>
-            </w:r>
-            <w:r>
-              <w:t xml:space="preserve">r</w:t>
-            </w:r>
-            <w:r>
-              <w:t xml:space="preserve">}}</w:t>
+              <w:t xml:space="preserve">d</w:t>
+            </w:r>
+            <w:r>
+              <w:t xml:space="preserve">.</w:t>
+            </w:r>
+            <w:r>
+              <w:t xml:space="preserve">c</w:t>
+            </w:r>
+            <w:r>
+              <w:t xml:space="preserve">us</w:t>
+            </w:r>
+            <w:r>
+              <w:t xml:space="preserve">t</w:t>
+            </w:r>
+            <w:r>
+              <w:t xml:space="preserve">o</w:t>
+            </w:r>
+            <w:r>
+              <w:t xml:space="preserve">m</w:t>
+            </w:r>
+            <w:r>
+              <w:t xml:space="preserve">e</w:t>
+            </w:r>
+            <w:r>
+              <w:t xml:space="preserve">r}</w:t>
             </w:r>
           </w:p>
         </w:tc>
@@ -1951,31 +1951,31 @@
               <w:t xml:space="preserve">{</w:t>
             </w:r>
             <w:r>
-              <w:t xml:space="preserve">{</w:t>
-            </w:r>
-            <w:r>
-              <w:t xml:space="preserve">c</w:t>
-            </w:r>
-            <w:r>
-              <w:t xml:space="preserve">u</w:t>
-            </w:r>
-            <w:r>
-              <w:t xml:space="preserve">st</w:t>
-            </w:r>
-            <w:r>
-              <w:t xml:space="preserve">o</w:t>
-            </w:r>
-            <w:r>
-              <w:t xml:space="preserve">m</w:t>
-            </w:r>
-            <w:r>
-              <w:t xml:space="preserve">e</w:t>
-            </w:r>
-            <w:r>
-              <w:t xml:space="preserve">r</w:t>
-            </w:r>
-            <w:r>
-              <w:t xml:space="preserve">}}</w:t>
+              <w:t xml:space="preserve">d</w:t>
+            </w:r>
+            <w:r>
+              <w:t xml:space="preserve">.</w:t>
+            </w:r>
+            <w:r>
+              <w:t xml:space="preserve">c</w:t>
+            </w:r>
+            <w:r>
+              <w:t xml:space="preserve">us</w:t>
+            </w:r>
+            <w:r>
+              <w:t xml:space="preserve">t</w:t>
+            </w:r>
+            <w:r>
+              <w:t xml:space="preserve">o</w:t>
+            </w:r>
+            <w:r>
+              <w:t xml:space="preserve">m</w:t>
+            </w:r>
+            <w:r>
+              <w:t xml:space="preserve">e</w:t>
+            </w:r>
+            <w:r>
+              <w:t xml:space="preserve">r}</w:t>
             </w:r>
           </w:p>
         </w:tc>
@@ -1991,31 +1991,31 @@
               <w:t xml:space="preserve">{</w:t>
             </w:r>
             <w:r>
-              <w:t xml:space="preserve">{</w:t>
-            </w:r>
-            <w:r>
-              <w:t xml:space="preserve">c</w:t>
-            </w:r>
-            <w:r>
-              <w:t xml:space="preserve">u</w:t>
-            </w:r>
-            <w:r>
-              <w:t xml:space="preserve">st</w:t>
-            </w:r>
-            <w:r>
-              <w:t xml:space="preserve">o</w:t>
-            </w:r>
-            <w:r>
-              <w:t xml:space="preserve">m</w:t>
-            </w:r>
-            <w:r>
-              <w:t xml:space="preserve">e</w:t>
-            </w:r>
-            <w:r>
-              <w:t xml:space="preserve">r</w:t>
-            </w:r>
-            <w:r>
-              <w:t xml:space="preserve">}}</w:t>
+              <w:t xml:space="preserve">d</w:t>
+            </w:r>
+            <w:r>
+              <w:t xml:space="preserve">.</w:t>
+            </w:r>
+            <w:r>
+              <w:t xml:space="preserve">c</w:t>
+            </w:r>
+            <w:r>
+              <w:t xml:space="preserve">us</w:t>
+            </w:r>
+            <w:r>
+              <w:t xml:space="preserve">t</w:t>
+            </w:r>
+            <w:r>
+              <w:t xml:space="preserve">o</w:t>
+            </w:r>
+            <w:r>
+              <w:t xml:space="preserve">m</w:t>
+            </w:r>
+            <w:r>
+              <w:t xml:space="preserve">e</w:t>
+            </w:r>
+            <w:r>
+              <w:t xml:space="preserve">r}</w:t>
             </w:r>
           </w:p>
         </w:tc>
@@ -2033,31 +2033,31 @@
               <w:t xml:space="preserve">{</w:t>
             </w:r>
             <w:r>
-              <w:t xml:space="preserve">{</w:t>
-            </w:r>
-            <w:r>
-              <w:t xml:space="preserve">c</w:t>
-            </w:r>
-            <w:r>
-              <w:t xml:space="preserve">u</w:t>
-            </w:r>
-            <w:r>
-              <w:t xml:space="preserve">st</w:t>
-            </w:r>
-            <w:r>
-              <w:t xml:space="preserve">o</w:t>
-            </w:r>
-            <w:r>
-              <w:t xml:space="preserve">m</w:t>
-            </w:r>
-            <w:r>
-              <w:t xml:space="preserve">e</w:t>
-            </w:r>
-            <w:r>
-              <w:t xml:space="preserve">r</w:t>
-            </w:r>
-            <w:r>
-              <w:t xml:space="preserve">}}</w:t>
+              <w:t xml:space="preserve">d</w:t>
+            </w:r>
+            <w:r>
+              <w:t xml:space="preserve">.</w:t>
+            </w:r>
+            <w:r>
+              <w:t xml:space="preserve">c</w:t>
+            </w:r>
+            <w:r>
+              <w:t xml:space="preserve">us</w:t>
+            </w:r>
+            <w:r>
+              <w:t xml:space="preserve">t</w:t>
+            </w:r>
+            <w:r>
+              <w:t xml:space="preserve">o</w:t>
+            </w:r>
+            <w:r>
+              <w:t xml:space="preserve">m</w:t>
+            </w:r>
+            <w:r>
+              <w:t xml:space="preserve">e</w:t>
+            </w:r>
+            <w:r>
+              <w:t xml:space="preserve">r}</w:t>
             </w:r>
           </w:p>
         </w:tc>
@@ -2073,31 +2073,31 @@
               <w:t xml:space="preserve">{</w:t>
             </w:r>
             <w:r>
-              <w:t xml:space="preserve">{</w:t>
-            </w:r>
-            <w:r>
-              <w:t xml:space="preserve">c</w:t>
-            </w:r>
-            <w:r>
-              <w:t xml:space="preserve">u</w:t>
-            </w:r>
-            <w:r>
-              <w:t xml:space="preserve">st</w:t>
-            </w:r>
-            <w:r>
-              <w:t xml:space="preserve">o</w:t>
-            </w:r>
-            <w:r>
-              <w:t xml:space="preserve">m</w:t>
-            </w:r>
-            <w:r>
-              <w:t xml:space="preserve">e</w:t>
-            </w:r>
-            <w:r>
-              <w:t xml:space="preserve">r</w:t>
-            </w:r>
-            <w:r>
-              <w:t xml:space="preserve">}}</w:t>
+              <w:t xml:space="preserve">d</w:t>
+            </w:r>
+            <w:r>
+              <w:t xml:space="preserve">.</w:t>
+            </w:r>
+            <w:r>
+              <w:t xml:space="preserve">c</w:t>
+            </w:r>
+            <w:r>
+              <w:t xml:space="preserve">us</w:t>
+            </w:r>
+            <w:r>
+              <w:t xml:space="preserve">t</w:t>
+            </w:r>
+            <w:r>
+              <w:t xml:space="preserve">o</w:t>
+            </w:r>
+            <w:r>
+              <w:t xml:space="preserve">m</w:t>
+            </w:r>
+            <w:r>
+              <w:t xml:space="preserve">e</w:t>
+            </w:r>
+            <w:r>
+              <w:t xml:space="preserve">r}</w:t>
             </w:r>
           </w:p>
         </w:tc>
@@ -2113,31 +2113,31 @@
               <w:t xml:space="preserve">{</w:t>
             </w:r>
             <w:r>
-              <w:t xml:space="preserve">{</w:t>
-            </w:r>
-            <w:r>
-              <w:t xml:space="preserve">c</w:t>
-            </w:r>
-            <w:r>
-              <w:t xml:space="preserve">u</w:t>
-            </w:r>
-            <w:r>
-              <w:t xml:space="preserve">st</w:t>
-            </w:r>
-            <w:r>
-              <w:t xml:space="preserve">o</w:t>
-            </w:r>
-            <w:r>
-              <w:t xml:space="preserve">m</w:t>
-            </w:r>
-            <w:r>
-              <w:t xml:space="preserve">e</w:t>
-            </w:r>
-            <w:r>
-              <w:t xml:space="preserve">r</w:t>
-            </w:r>
-            <w:r>
-              <w:t xml:space="preserve">}}</w:t>
+              <w:t xml:space="preserve">d</w:t>
+            </w:r>
+            <w:r>
+              <w:t xml:space="preserve">.</w:t>
+            </w:r>
+            <w:r>
+              <w:t xml:space="preserve">c</w:t>
+            </w:r>
+            <w:r>
+              <w:t xml:space="preserve">us</w:t>
+            </w:r>
+            <w:r>
+              <w:t xml:space="preserve">t</w:t>
+            </w:r>
+            <w:r>
+              <w:t xml:space="preserve">o</w:t>
+            </w:r>
+            <w:r>
+              <w:t xml:space="preserve">m</w:t>
+            </w:r>
+            <w:r>
+              <w:t xml:space="preserve">e</w:t>
+            </w:r>
+            <w:r>
+              <w:t xml:space="preserve">r}</w:t>
             </w:r>
           </w:p>
         </w:tc>
@@ -2153,31 +2153,31 @@
               <w:t xml:space="preserve">{</w:t>
             </w:r>
             <w:r>
-              <w:t xml:space="preserve">{</w:t>
-            </w:r>
-            <w:r>
-              <w:t xml:space="preserve">c</w:t>
-            </w:r>
-            <w:r>
-              <w:t xml:space="preserve">u</w:t>
-            </w:r>
-            <w:r>
-              <w:t xml:space="preserve">st</w:t>
-            </w:r>
-            <w:r>
-              <w:t xml:space="preserve">o</w:t>
-            </w:r>
-            <w:r>
-              <w:t xml:space="preserve">m</w:t>
-            </w:r>
-            <w:r>
-              <w:t xml:space="preserve">e</w:t>
-            </w:r>
-            <w:r>
-              <w:t xml:space="preserve">r</w:t>
-            </w:r>
-            <w:r>
-              <w:t xml:space="preserve">}}</w:t>
+              <w:t xml:space="preserve">d</w:t>
+            </w:r>
+            <w:r>
+              <w:t xml:space="preserve">.</w:t>
+            </w:r>
+            <w:r>
+              <w:t xml:space="preserve">c</w:t>
+            </w:r>
+            <w:r>
+              <w:t xml:space="preserve">us</w:t>
+            </w:r>
+            <w:r>
+              <w:t xml:space="preserve">t</w:t>
+            </w:r>
+            <w:r>
+              <w:t xml:space="preserve">o</w:t>
+            </w:r>
+            <w:r>
+              <w:t xml:space="preserve">m</w:t>
+            </w:r>
+            <w:r>
+              <w:t xml:space="preserve">e</w:t>
+            </w:r>
+            <w:r>
+              <w:t xml:space="preserve">r}</w:t>
             </w:r>
           </w:p>
         </w:tc>
@@ -2196,7 +2196,13 @@
           <w:rPr>
             <w:b/>
           </w:rPr>
-          <w:t xml:space="preserve">{</w:t>
+          <w:t xml:space="preserve">d</w:t>
+        </w:r>
+        <w:r>
+          <w:rPr>
+            <w:b/>
+          </w:rPr>
+          <w:t xml:space="preserve">.</w:t>
         </w:r>
         <w:r>
           <w:rPr>
@@ -2208,13 +2214,13 @@
           <w:rPr>
             <w:b/>
           </w:rPr>
-          <w:t xml:space="preserve">u</w:t>
-        </w:r>
-        <w:r>
-          <w:rPr>
-            <w:b/>
-          </w:rPr>
-          <w:t xml:space="preserve">st</w:t>
+          <w:t xml:space="preserve">us</w:t>
+        </w:r>
+        <w:r>
+          <w:rPr>
+            <w:b/>
+          </w:rPr>
+          <w:t xml:space="preserve">t</w:t>
         </w:r>
         <w:r>
           <w:rPr>
@@ -2238,13 +2244,7 @@
           <w:rPr>
             <w:b/>
           </w:rPr>
-          <w:t xml:space="preserve">r</w:t>
-        </w:r>
-        <w:r>
-          <w:rPr>
-            <w:b/>
-          </w:rPr>
-          <w:t xml:space="preserve">}}</w:t>
+          <w:t xml:space="preserve">r}</w:t>
         </w:r>
       </w:hyperlink>
       <w:bookmarkEnd w:id="0"/>
@@ -2259,7 +2259,10 @@
             <w:t xml:space="preserve">{</w:t>
           </w:r>
           <w:r>
-            <w:t xml:space="preserve">{</w:t>
+            <w:t xml:space="preserve">d</w:t>
+          </w:r>
+          <w:r>
+            <w:t xml:space="preserve">.</w:t>
           </w:r>
           <w:r>
             <w:t xml:space="preserve">t</w:t>
@@ -2275,9 +2278,6 @@
           </w:r>
           <w:r>
             <w:t xml:space="preserve">e</w:t>
-          </w:r>
-          <w:r>
-            <w:t xml:space="preserve">}</w:t>
           </w:r>
           <w:r>
             <w:t xml:space="preserve">}</w:t>
@@ -2298,7 +2298,13 @@
           <w:rPr>
             <w:b/>
           </w:rPr>
-          <w:t xml:space="preserve">{</w:t>
+          <w:t xml:space="preserve">d</w:t>
+        </w:r>
+        <w:r>
+          <w:rPr>
+            <w:b/>
+          </w:rPr>
+          <w:t xml:space="preserve">.</w:t>
         </w:r>
         <w:r>
           <w:rPr>
@@ -2310,13 +2316,13 @@
           <w:rPr>
             <w:b/>
           </w:rPr>
-          <w:t xml:space="preserve">u</w:t>
-        </w:r>
-        <w:r>
-          <w:rPr>
-            <w:b/>
-          </w:rPr>
-          <w:t xml:space="preserve">st</w:t>
+          <w:t xml:space="preserve">us</w:t>
+        </w:r>
+        <w:r>
+          <w:rPr>
+            <w:b/>
+          </w:rPr>
+          <w:t xml:space="preserve">t</w:t>
         </w:r>
         <w:r>
           <w:rPr>
@@ -2340,13 +2346,7 @@
           <w:rPr>
             <w:b/>
           </w:rPr>
-          <w:t xml:space="preserve">r</w:t>
-        </w:r>
-        <w:r>
-          <w:rPr>
-            <w:b/>
-          </w:rPr>
-          <w:t xml:space="preserve">}}</w:t>
+          <w:t xml:space="preserve">r}</w:t>
         </w:r>
       </w:hyperlink>
       <w:bookmarkEnd w:id="1"/>
@@ -2361,7 +2361,10 @@
             <w:t xml:space="preserve">{</w:t>
           </w:r>
           <w:r>
-            <w:t xml:space="preserve">{</w:t>
+            <w:t xml:space="preserve">d</w:t>
+          </w:r>
+          <w:r>
+            <w:t xml:space="preserve">.</w:t>
           </w:r>
           <w:r>
             <w:t xml:space="preserve">t</w:t>
@@ -2377,9 +2380,6 @@
           </w:r>
           <w:r>
             <w:t xml:space="preserve">e</w:t>
-          </w:r>
-          <w:r>
-            <w:t xml:space="preserve">}</w:t>
           </w:r>
           <w:r>
             <w:t xml:space="preserve">}</w:t>
@@ -2400,7 +2400,13 @@
           <w:rPr>
             <w:b/>
           </w:rPr>
-          <w:t xml:space="preserve">{</w:t>
+          <w:t xml:space="preserve">d</w:t>
+        </w:r>
+        <w:r>
+          <w:rPr>
+            <w:b/>
+          </w:rPr>
+          <w:t xml:space="preserve">.</w:t>
         </w:r>
         <w:r>
           <w:rPr>
@@ -2412,13 +2418,13 @@
           <w:rPr>
             <w:b/>
           </w:rPr>
-          <w:t xml:space="preserve">u</w:t>
-        </w:r>
-        <w:r>
-          <w:rPr>
-            <w:b/>
-          </w:rPr>
-          <w:t xml:space="preserve">st</w:t>
+          <w:t xml:space="preserve">us</w:t>
+        </w:r>
+        <w:r>
+          <w:rPr>
+            <w:b/>
+          </w:rPr>
+          <w:t xml:space="preserve">t</w:t>
         </w:r>
         <w:r>
           <w:rPr>
@@ -2442,13 +2448,7 @@
           <w:rPr>
             <w:b/>
           </w:rPr>
-          <w:t xml:space="preserve">r</w:t>
-        </w:r>
-        <w:r>
-          <w:rPr>
-            <w:b/>
-          </w:rPr>
-          <w:t xml:space="preserve">}}</w:t>
+          <w:t xml:space="preserve">r}</w:t>
         </w:r>
       </w:hyperlink>
       <w:bookmarkEnd w:id="2"/>
@@ -2463,7 +2463,10 @@
             <w:t xml:space="preserve">{</w:t>
           </w:r>
           <w:r>
-            <w:t xml:space="preserve">{</w:t>
+            <w:t xml:space="preserve">d</w:t>
+          </w:r>
+          <w:r>
+            <w:t xml:space="preserve">.</w:t>
           </w:r>
           <w:r>
             <w:t xml:space="preserve">t</w:t>
@@ -2479,9 +2482,6 @@
           </w:r>
           <w:r>
             <w:t xml:space="preserve">e</w:t>
-          </w:r>
-          <w:r>
-            <w:t xml:space="preserve">}</w:t>
           </w:r>
           <w:r>
             <w:t xml:space="preserve">}</w:t>
